--- a/docs/instruments/b1_briefing_dvcr.docx
+++ b/docs/instruments/b1_briefing_dvcr.docx
@@ -3,7 +3,7 @@
 <w:document xmlns:o="urn:schemas-microsoft-com:office:office" xmlns:r="http://schemas.openxmlformats.org/officeDocument/2006/relationships" xmlns:v="urn:schemas-microsoft-com:vml" xmlns:w="http://schemas.openxmlformats.org/wordprocessingml/2006/main" xmlns:w10="urn:schemas-microsoft-com:office:word" xmlns:wp="http://schemas.openxmlformats.org/drawingml/2006/wordprocessingDrawing" xmlns:pic="http://schemas.openxmlformats.org/drawingml/2006/picture" xmlns:wps="http://schemas.microsoft.com/office/word/2010/wordprocessingShape" xmlns:wpg="http://schemas.microsoft.com/office/word/2010/wordprocessingGroup" xmlns:mc="http://schemas.openxmlformats.org/markup-compatibility/2006" xmlns:wp14="http://schemas.microsoft.com/office/word/2010/wordprocessingDrawing" xmlns:w14="http://schemas.microsoft.com/office/word/2010/wordml" xmlns:w15="http://schemas.microsoft.com/office/word/2012/wordml" mc:Ignorable="w14 wp14 w15">
   <w:body>
     <w:p>
-      <w:hyperlink r:id="rId27">
+      <w:hyperlink r:id="rId19">
         <w:r>
           <w:drawing>
             <wp:inline>
@@ -20,7 +20,7 @@
                       </pic:cNvPicPr>
                     </pic:nvPicPr>
                     <pic:blipFill>
-                      <a:blip r:embed="rId26"/>
+                      <a:blip r:embed="rId18"/>
                       <a:stretch>
                         <a:fillRect/>
                       </a:stretch>
@@ -637,19 +637,19 @@
       </w:pPr>
       <w:r>
         <w:rPr/>
-        <w:t xml:space="preserve">The </w:t>
+        <w:t xml:space="preserve">The companion report, </w:t>
       </w:r>
       <w:hyperlink r:id="rId2">
         <w:r>
           <w:rPr>
             <w:rStyle w:val="Hyperlink"/>
           </w:rPr>
-          <w:t>companion report</w:t>
+          <w:t>Responsible AI in Academic Research: A Competency Framework for Research Training</w:t>
         </w:r>
       </w:hyperlink>
       <w:r>
         <w:rPr/>
-        <w:t xml:space="preserve"> scores institutions across five dimensions at four developmental levels: </w:t>
+        <w:t xml:space="preserve">, scores institutions across five dimensions at four developmental levels: </w:t>
       </w:r>
       <w:r>
         <w:rPr>
@@ -693,31 +693,7 @@
       </w:r>
       <w:r>
         <w:rPr/>
-        <w:t xml:space="preserve">. On the fifth dimension, which covers the institutional benchmarking grid, not a single university in </w:t>
-      </w:r>
-      <w:hyperlink r:id="rId3">
-        <w:r>
-          <w:rPr>
-            <w:rStyle w:val="Hyperlink"/>
-          </w:rPr>
-          <w:t>the report</w:t>
-        </w:r>
-      </w:hyperlink>
-      <w:r>
-        <w:rPr/>
-        <w:t xml:space="preserve">’s sample of 38 top-tier doctoral institutions across 15 countries and jurisdictions publishes its own self-assessment against the framework. For this reason, </w:t>
-      </w:r>
-      <w:hyperlink r:id="rId4">
-        <w:r>
-          <w:rPr>
-            <w:rStyle w:val="Hyperlink"/>
-          </w:rPr>
-          <w:t>the report</w:t>
-        </w:r>
-      </w:hyperlink>
-      <w:r>
-        <w:rPr/>
-        <w:t xml:space="preserve">’s §4.2 describes the </w:t>
+        <w:t xml:space="preserve">. On the fifth dimension, which covers the institutional benchmarking grid, not a single university in the report’s sample of 38 top-tier doctoral institutions across 15 countries and jurisdictions publishes its own self-assessment against the framework. For this reason, the report’s §4.2 describes the </w:t>
       </w:r>
       <w:r>
         <w:rPr>
@@ -728,19 +704,7 @@
       </w:r>
       <w:r>
         <w:rPr/>
-        <w:t xml:space="preserve"> level as “a forward-looking standard that the framework’s adopters can elect to populate.” In this framework, developmental progress is organized like steps on a ladder, where each improvement is a single rung. In other words, </w:t>
-      </w:r>
-      <w:hyperlink r:id="rId5">
-        <w:r>
-          <w:rPr>
-            <w:rStyle w:val="Hyperlink"/>
-          </w:rPr>
-          <w:t>the report</w:t>
-        </w:r>
-      </w:hyperlink>
-      <w:r>
-        <w:rPr/>
-        <w:t xml:space="preserve"> names a rung that nobody currently occupies, and this pack provides the practical instruments to help your institution reach it.</w:t>
+        <w:t xml:space="preserve"> level as “a forward-looking standard that the framework’s adopters can elect to populate.” In this framework, developmental progress is organized like steps on a ladder, where each improvement is a single rung. In other words, the report names a rung that nobody currently occupies, and this pack provides the practical instruments to help your institution reach it.</w:t>
       </w:r>
     </w:p>
     <w:p>
@@ -3085,19 +3049,7 @@
       </w:r>
       <w:r>
         <w:rPr/>
-        <w:t xml:space="preserve"> The assessment does not reduce the institution to a single uninformative score, and any tool that attempts to emit a single score is being misused. The output is a clear profile across five distinct dimensions. </w:t>
-      </w:r>
-      <w:hyperlink r:id="rId6">
-        <w:r>
-          <w:rPr>
-            <w:rStyle w:val="Hyperlink"/>
-          </w:rPr>
-          <w:t>The report</w:t>
-        </w:r>
-      </w:hyperlink>
-      <w:r>
-        <w:rPr/>
-        <w:t xml:space="preserve"> requires all four axes (policy, people, systems, and process) to operate for the </w:t>
+        <w:t xml:space="preserve"> The assessment does not reduce the institution to a single uninformative score, and any tool that attempts to emit a single score is being misused. The output is a clear profile across five distinct dimensions. The report requires all four axes (policy, people, systems, and process) to operate for the </w:t>
       </w:r>
       <w:r>
         <w:rPr>
@@ -3108,7 +3060,7 @@
       </w:r>
       <w:r>
         <w:rPr/>
-        <w:t xml:space="preserve"> level. This pack operationalizes that requirement by assigning each dimension its lowest axis level and calls the limiting axis the </w:t>
+        <w:t xml:space="preserve"> level. The pack applies that rule by setting each dimension at the level of its lowest-scoring axis. It calls that limiting axis the </w:t>
       </w:r>
       <w:r>
         <w:rPr>
@@ -3319,9 +3271,7 @@
         <w:gridCol w:w="3901"/>
       </w:tblGrid>
       <w:tr>
-        <w:trPr>
-          <w:tblHeader w:val="true"/>
-        </w:trPr>
+        <w:trPr/>
         <w:tc>
           <w:tcPr>
             <w:tcW w:w="5171" w:type="dxa"/>
@@ -3664,24 +3614,13 @@
                 <w:lang w:val="en-US" w:eastAsia="en-US" w:bidi="ar-SA"/>
               </w:rPr>
             </w:pPr>
-            <w:hyperlink r:id="rId7">
-              <w:r>
-                <w:rPr>
-                  <w:rStyle w:val="Hyperlink"/>
-                  <w:kern w:val="0"/>
-                  <w:szCs w:val="22"/>
-                  <w:lang w:val="en-US" w:eastAsia="en-US" w:bidi="ar-SA"/>
-                </w:rPr>
-                <w:t>The report</w:t>
-              </w:r>
-            </w:hyperlink>
             <w:r>
               <w:rPr>
                 <w:kern w:val="0"/>
                 <w:szCs w:val="22"/>
                 <w:lang w:val="en-US" w:eastAsia="en-US" w:bidi="ar-SA"/>
               </w:rPr>
-              <w:t xml:space="preserve"> finding and §1.2</w:t>
+              <w:t>The report finding and §1.2</w:t>
             </w:r>
           </w:p>
         </w:tc>
@@ -3943,24 +3882,13 @@
                 <w:lang w:val="en-US" w:eastAsia="en-US" w:bidi="ar-SA"/>
               </w:rPr>
             </w:pPr>
-            <w:hyperlink r:id="rId8">
-              <w:r>
-                <w:rPr>
-                  <w:rStyle w:val="Hyperlink"/>
-                  <w:kern w:val="0"/>
-                  <w:szCs w:val="22"/>
-                  <w:lang w:val="en-US" w:eastAsia="en-US" w:bidi="ar-SA"/>
-                </w:rPr>
-                <w:t>The report</w:t>
-              </w:r>
-            </w:hyperlink>
             <w:r>
               <w:rPr>
                 <w:kern w:val="0"/>
                 <w:szCs w:val="22"/>
                 <w:lang w:val="en-US" w:eastAsia="en-US" w:bidi="ar-SA"/>
               </w:rPr>
-              <w:t xml:space="preserve"> finding, §1.3, and §2.1</w:t>
+              <w:t>The report finding, §1.3, and §2.1</w:t>
             </w:r>
           </w:p>
         </w:tc>
@@ -4845,19 +4773,7 @@
       </w:pPr>
       <w:r>
         <w:rPr/>
-        <w:t xml:space="preserve">Table 4. Mapping of briefing topics to their corresponding sections within </w:t>
-      </w:r>
-      <w:hyperlink r:id="rId9">
-        <w:r>
-          <w:rPr>
-            <w:rStyle w:val="Hyperlink"/>
-          </w:rPr>
-          <w:t>the report</w:t>
-        </w:r>
-      </w:hyperlink>
-      <w:r>
-        <w:rPr/>
-        <w:t>.</w:t>
+        <w:t>Table 4. Mapping of briefing topics to their corresponding sections within the report.</w:t>
       </w:r>
     </w:p>
     <w:p>
@@ -4930,7 +4846,7 @@
         <w:keepLines/>
         <w:rPr/>
       </w:pPr>
-      <w:hyperlink r:id="rId10">
+      <w:hyperlink r:id="rId3">
         <w:r>
           <w:rPr>
             <w:rStyle w:val="Hyperlink"/>
@@ -4953,7 +4869,7 @@
                       </pic:cNvPicPr>
                     </pic:nvPicPr>
                     <pic:blipFill>
-                      <a:blip r:embed="rId11"/>
+                      <a:blip r:embed="rId4"/>
                       <a:stretch>
                         <a:fillRect/>
                       </a:stretch>
@@ -4994,7 +4910,7 @@
         <w:rPr/>
         <w:t xml:space="preserve"> · Professor and Director, Instats · </w:t>
       </w:r>
-      <w:hyperlink r:id="rId12">
+      <w:hyperlink r:id="rId5">
         <w:r>
           <w:rPr>
             <w:rStyle w:val="Hyperlink"/>
@@ -5006,7 +4922,7 @@
         <w:rPr/>
         <w:t xml:space="preserve"> · </w:t>
       </w:r>
-      <w:hyperlink r:id="rId13">
+      <w:hyperlink r:id="rId6">
         <w:r>
           <w:rPr>
             <w:rStyle w:val="Hyperlink"/>
@@ -5033,7 +4949,7 @@
         </w:rPr>
         <w:t xml:space="preserve">Part of the Instats AI Readiness Pack · </w:t>
       </w:r>
-      <w:hyperlink r:id="rId14">
+      <w:hyperlink r:id="rId7">
         <w:r>
           <w:rPr>
             <w:rStyle w:val="Hyperlink"/>
@@ -5052,19 +4968,7 @@
       </w:r>
       <w:r>
         <w:rPr/>
-        <w:t xml:space="preserve"> </w:t>
-      </w:r>
-      <w:hyperlink r:id="rId15">
-        <w:r>
-          <w:rPr>
-            <w:rStyle w:val="Hyperlink"/>
-          </w:rPr>
-          <w:t>Responsible AI in Academic Research: A Competency Framework for Research Training</w:t>
-        </w:r>
-      </w:hyperlink>
-      <w:r>
-        <w:rPr/>
-        <w:t xml:space="preserve"> </w:t>
+        <w:t xml:space="preserve"> Responsible AI in Academic Research: A Competency Framework for Research Training </w:t>
       </w:r>
       <w:r>
         <w:rPr>
@@ -5077,12 +4981,12 @@
       <w:bookmarkEnd w:id="7"/>
     </w:p>
     <w:sectPr>
-      <w:headerReference w:type="even" r:id="rId16"/>
-      <w:headerReference w:type="default" r:id="rId17"/>
-      <w:headerReference w:type="first" r:id="rId18"/>
-      <w:footerReference w:type="even" r:id="rId19"/>
-      <w:footerReference w:type="default" r:id="rId20"/>
-      <w:footerReference w:type="first" r:id="rId21"/>
+      <w:headerReference w:type="even" r:id="rId8"/>
+      <w:headerReference w:type="default" r:id="rId9"/>
+      <w:headerReference w:type="first" r:id="rId10"/>
+      <w:footerReference w:type="even" r:id="rId11"/>
+      <w:footerReference w:type="default" r:id="rId12"/>
+      <w:footerReference w:type="first" r:id="rId13"/>
       <w:type w:val="nextPage"/>
       <w:pgSz w:w="11906" w:h="16838"/>
       <w:pgMar w:left="1417" w:right="1417" w:gutter="0" w:header="720" w:top="1361" w:footer="720" w:bottom="1361"/>
@@ -7393,10 +7297,12 @@
     <w:unhideWhenUsed/>
     <w:rsid w:val="00aa1d8d"/>
     <w:pPr>
-      <w:spacing w:before="0" w:after="120"/>
+      <w:spacing w:lineRule="auto" w:line="348" w:before="0" w:after="160"/>
     </w:pPr>
     <w:rPr>
       <w:rFonts w:ascii="Georgia" w:hAnsi="Georgia" w:eastAsia="Georgia" w:cs="Georgia"/>
+      <w:color w:val="212529"/>
+      <w:sz w:val="24"/>
     </w:rPr>
   </w:style>
   <w:style w:type="paragraph" w:styleId="List">

--- a/docs/instruments/b1_briefing_dvcr.docx
+++ b/docs/instruments/b1_briefing_dvcr.docx
@@ -80,7 +80,7 @@
       <w:hyperlink r:id="rId27">
         <w:r>
           <w:rPr>
-            <w:rStyle w:val="Hyperlink"/>
+            <w:rStyle w:val="Hyperlink1"/>
             <w:i w:val="0"/>
           </w:rPr>
           <w:t xml:space="preserve">Browse the full online instrument catalogue</w:t>
@@ -3494,7 +3494,7 @@
       <w:hyperlink r:id="rId22">
         <w:r>
           <w:rPr>
-            <w:rStyle w:val="Hyperlink"/>
+            <w:rStyle w:val="Hyperlink1"/>
             <w:i w:val="1"/>
           </w:rPr>
           <w:t xml:space="preserve">The Institutional AI Readiness Pack: Self-Assessment and Implementation Tools for Responsible AI in Academic Research</w:t>
@@ -3509,7 +3509,7 @@
       <w:hyperlink r:id="rId23">
         <w:r>
           <w:rPr>
-            <w:rStyle w:val="Hyperlink"/>
+            <w:rStyle w:val="Hyperlink1"/>
             <w:i w:val="0"/>
           </w:rPr>
           <w:t xml:space="preserve">https://doi.org/10.61700/bv2nulyhht</w:t>
@@ -3537,7 +3537,7 @@
       <w:hyperlink r:id="rId24">
         <w:r>
           <w:rPr>
-            <w:rStyle w:val="Hyperlink"/>
+            <w:rStyle w:val="Hyperlink1"/>
             <w:i w:val="1"/>
           </w:rPr>
           <w:t xml:space="preserve">Responsible AI in Academic Research: A Competency Framework for Research Training</w:t>
@@ -3552,7 +3552,7 @@
       <w:hyperlink r:id="rId25">
         <w:r>
           <w:rPr>
-            <w:rStyle w:val="Hyperlink"/>
+            <w:rStyle w:val="Hyperlink1"/>
             <w:i w:val="0"/>
           </w:rPr>
           <w:t xml:space="preserve">https://doi.org/10.61700/t31oy23grr</w:t>
@@ -3580,7 +3580,7 @@
       <w:hyperlink r:id="rId26">
         <w:r>
           <w:rPr>
-            <w:rStyle w:val="Hyperlink"/>
+            <w:rStyle w:val="Hyperlink1"/>
             <w:i w:val="0"/>
           </w:rPr>
           <w:t xml:space="preserve">Creative Commons Attribution 4.0 International (CC BY 4.0)</w:t>
@@ -3592,6 +3592,8 @@
         </w:rPr>
         <w:t xml:space="preserve">. You may adapt them for institutional use with attribution.</w:t>
       </w:r>
+      <w:bookmarkEnd w:id="0"/>
+      <w:bookmarkEnd w:id="7"/>
     </w:p>
     <w:sectPr>
       <w:headerReference w:type="even" r:id="rId14"/>
